--- a/files/templates/weekly-notes-template.docx
+++ b/files/templates/weekly-notes-template.docx
@@ -31,7 +31,7 @@
         <w:pStyle w:val="Date"/>
       </w:pPr>
       <w:r>
-        <w:t xml:space="preserve">2026-03-03</w:t>
+        <w:t xml:space="preserve">2026-03-04</w:t>
       </w:r>
     </w:p>
     <w:sdt>

--- a/files/templates/weekly-notes-template.docx
+++ b/files/templates/weekly-notes-template.docx
@@ -31,7 +31,7 @@
         <w:pStyle w:val="Date"/>
       </w:pPr>
       <w:r>
-        <w:t xml:space="preserve">2026-03-04</w:t>
+        <w:t xml:space="preserve">2026-03-27</w:t>
       </w:r>
     </w:p>
     <w:sdt>

--- a/files/templates/weekly-notes-template.docx
+++ b/files/templates/weekly-notes-template.docx
@@ -31,7 +31,7 @@
         <w:pStyle w:val="Date"/>
       </w:pPr>
       <w:r>
-        <w:t xml:space="preserve">2026-03-27</w:t>
+        <w:t xml:space="preserve">2026-03-30</w:t>
       </w:r>
     </w:p>
     <w:sdt>

--- a/files/templates/weekly-notes-template.docx
+++ b/files/templates/weekly-notes-template.docx
@@ -31,7 +31,7 @@
         <w:pStyle w:val="Date"/>
       </w:pPr>
       <w:r>
-        <w:t xml:space="preserve">2026-03-30</w:t>
+        <w:t xml:space="preserve">2026-03-31</w:t>
       </w:r>
     </w:p>
     <w:sdt>

--- a/files/templates/weekly-notes-template.docx
+++ b/files/templates/weekly-notes-template.docx
@@ -31,7 +31,7 @@
         <w:pStyle w:val="Date"/>
       </w:pPr>
       <w:r>
-        <w:t xml:space="preserve">2026-03-31</w:t>
+        <w:t xml:space="preserve">2026-04-01</w:t>
       </w:r>
     </w:p>
     <w:sdt>

--- a/files/templates/weekly-notes-template.docx
+++ b/files/templates/weekly-notes-template.docx
@@ -31,7 +31,7 @@
         <w:pStyle w:val="Date"/>
       </w:pPr>
       <w:r>
-        <w:t xml:space="preserve">2026-04-01</w:t>
+        <w:t xml:space="preserve">2026-04-14</w:t>
       </w:r>
     </w:p>
     <w:sdt>

--- a/files/templates/weekly-notes-template.docx
+++ b/files/templates/weekly-notes-template.docx
@@ -31,7 +31,7 @@
         <w:pStyle w:val="Date"/>
       </w:pPr>
       <w:r>
-        <w:t xml:space="preserve">2026-04-14</w:t>
+        <w:t xml:space="preserve">2026-04-20</w:t>
       </w:r>
     </w:p>
     <w:sdt>

--- a/files/templates/weekly-notes-template.docx
+++ b/files/templates/weekly-notes-template.docx
@@ -31,7 +31,7 @@
         <w:pStyle w:val="Date"/>
       </w:pPr>
       <w:r>
-        <w:t xml:space="preserve">2026-04-20</w:t>
+        <w:t xml:space="preserve">2026-04-21</w:t>
       </w:r>
     </w:p>
     <w:sdt>

--- a/files/templates/weekly-notes-template.docx
+++ b/files/templates/weekly-notes-template.docx
@@ -31,7 +31,7 @@
         <w:pStyle w:val="Date"/>
       </w:pPr>
       <w:r>
-        <w:t xml:space="preserve">2026-04-21</w:t>
+        <w:t xml:space="preserve">2026-04-25</w:t>
       </w:r>
     </w:p>
     <w:sdt>

--- a/files/templates/weekly-notes-template.docx
+++ b/files/templates/weekly-notes-template.docx
@@ -31,7 +31,7 @@
         <w:pStyle w:val="Date"/>
       </w:pPr>
       <w:r>
-        <w:t xml:space="preserve">2026-04-25</w:t>
+        <w:t xml:space="preserve">2026-04-27</w:t>
       </w:r>
     </w:p>
     <w:sdt>

--- a/files/templates/weekly-notes-template.docx
+++ b/files/templates/weekly-notes-template.docx
@@ -31,7 +31,7 @@
         <w:pStyle w:val="Date"/>
       </w:pPr>
       <w:r>
-        <w:t xml:space="preserve">2026-04-27</w:t>
+        <w:t xml:space="preserve">2026-05-12</w:t>
       </w:r>
     </w:p>
     <w:sdt>

--- a/files/templates/weekly-notes-template.docx
+++ b/files/templates/weekly-notes-template.docx
@@ -31,7 +31,7 @@
         <w:pStyle w:val="Date"/>
       </w:pPr>
       <w:r>
-        <w:t xml:space="preserve">2026-05-12</w:t>
+        <w:t xml:space="preserve">2026-05-19</w:t>
       </w:r>
     </w:p>
     <w:sdt>

--- a/files/templates/weekly-notes-template.docx
+++ b/files/templates/weekly-notes-template.docx
@@ -31,7 +31,7 @@
         <w:pStyle w:val="Date"/>
       </w:pPr>
       <w:r>
-        <w:t xml:space="preserve">2026-05-19</w:t>
+        <w:t xml:space="preserve">2026-05-25</w:t>
       </w:r>
     </w:p>
     <w:sdt>

--- a/files/templates/weekly-notes-template.docx
+++ b/files/templates/weekly-notes-template.docx
@@ -31,7 +31,7 @@
         <w:pStyle w:val="Date"/>
       </w:pPr>
       <w:r>
-        <w:t xml:space="preserve">2026-05-25</w:t>
+        <w:t xml:space="preserve">2026-06-08</w:t>
       </w:r>
     </w:p>
     <w:sdt>
